--- a/public/templates/attestation_direction_template.docx
+++ b/public/templates/attestation_direction_template.docx
@@ -300,6 +300,13 @@
           <w:szCs w:val="22"/>
         </w:rPr>
         <w:t xml:space="preserve">         </w:t>
+      </w:r>
+      <w:r>
+        <w:rPr>
+          <w:sz w:val="22"/>
+          <w:szCs w:val="22"/>
+        </w:rPr>
+        <w:t xml:space="preserve">          </w:t>
       </w:r>
       <w:r>
         <w:rPr>
@@ -1092,7 +1099,25 @@
           <w:szCs w:val="22"/>
           <w:u w:val="single"/>
         </w:rPr>
-        <w:tab/>
+        <w:t>{</w:t>
+      </w:r>
+      <w:proofErr w:type="spellStart"/>
+      <w:r>
+        <w:rPr>
+          <w:sz w:val="22"/>
+          <w:szCs w:val="22"/>
+          <w:u w:val="single"/>
+        </w:rPr>
+        <w:t>commissionDeadline</w:t>
+      </w:r>
+      <w:proofErr w:type="spellEnd"/>
+      <w:r>
+        <w:rPr>
+          <w:sz w:val="22"/>
+          <w:szCs w:val="22"/>
+          <w:u w:val="single"/>
+        </w:rPr>
+        <w:t>}</w:t>
       </w:r>
     </w:p>
     <w:p>
@@ -1173,7 +1198,6 @@
         <w:rPr>
           <w:sz w:val="22"/>
           <w:szCs w:val="22"/>
-          <w:lang w:val="en-US"/>
         </w:rPr>
         <w:t xml:space="preserve"> </w:t>
       </w:r>
@@ -2753,6 +2777,39 @@
       <w:szCs w:val="18"/>
     </w:rPr>
   </w:style>
+  <w:style w:type="paragraph" w:styleId="HTML">
+    <w:name w:val="HTML Preformatted"/>
+    <w:basedOn w:val="a"/>
+    <w:link w:val="HTML0"/>
+    <w:uiPriority w:val="99"/>
+    <w:semiHidden/>
+    <w:unhideWhenUsed/>
+    <w:rsid w:val="007608F7"/>
+    <w:pPr>
+      <w:spacing w:before="0"/>
+    </w:pPr>
+    <w:rPr>
+      <w:rFonts w:ascii="Consolas" w:hAnsi="Consolas"/>
+      <w:sz w:val="20"/>
+      <w:szCs w:val="20"/>
+    </w:rPr>
+  </w:style>
+  <w:style w:type="character" w:customStyle="1" w:styleId="HTML0">
+    <w:name w:val="Стандартный HTML Знак"/>
+    <w:basedOn w:val="a0"/>
+    <w:link w:val="HTML"/>
+    <w:uiPriority w:val="99"/>
+    <w:semiHidden/>
+    <w:rsid w:val="007608F7"/>
+    <w:rPr>
+      <w:rFonts w:ascii="Consolas" w:eastAsia="Times New Roman" w:hAnsi="Consolas" w:cs="Times New Roman"/>
+      <w:kern w:val="0"/>
+      <w:sz w:val="20"/>
+      <w:szCs w:val="20"/>
+      <w:lang w:eastAsia="ar-SA"/>
+      <w14:ligatures w14:val="none"/>
+    </w:rPr>
+  </w:style>
 </w:styles>
 </file>
 
